--- a/docs/generated/Devayan_Mandal-resume.docx
+++ b/docs/generated/Devayan_Mandal-resume.docx
@@ -81,7 +81,7 @@
           <w:szCs w:val="22"/>
           <w:rFonts w:ascii="Calibri" w:hAnsi="Calibri"/>
         </w:rPr>
-        <w:t xml:space="preserve">Full Stack AI Native / Forward Deployed AI Engineer with 10 years of remote, self-directed production work. Built 30+ production-grade systems across autonomous multi-agent platforms, MCP integrations, deterministic RL evaluation, real-time observability, and high-throughput web applications. Merged 12 upstream pull requests across TypeScript, JavaScript, Python, and Rust in Recharts, pnpm, node-postgres, SQLMesh, Biome, Better Auth, thirdweb, Anza Kit, and Rspress. Specializes in explicit state machines, bounded autonomy, verifiable AI systems, hybrid RAG and memory architectures, streaming infrastructure, and production-grade developer tooling, with end-to-end ownership from architecture through deployment, observability, testing, and upstream delivery.</w:t>
+        <w:t xml:space="preserve">Full Stack AI Native / Forward Deployed AI Engineer with 10 years of remote, self-directed production work. Built 30+ production-grade systems across autonomous multi-agent platforms, MCP integrations, deterministic RL evaluation, real-time observability, and high-throughput web applications. Merged 20 upstream pull requests across TypeScript, JavaScript, Python, and Rust in Recharts, pnpm, node-postgres, SQLMesh, Biome, Better Auth, thirdweb, Anza Kit, and Rspress. Specializes in explicit state machines, bounded autonomy, verifiable AI systems, hybrid RAG and memory architectures, streaming infrastructure, and production-grade developer tooling, with end-to-end ownership from architecture through deployment, observability, testing, and upstream delivery.</w:t>
       </w:r>
     </w:p>
     <w:p/>
@@ -551,6 +551,19 @@
           <w:szCs w:val="22"/>
           <w:rFonts w:ascii="Calibri" w:hAnsi="Calibri"/>
         </w:rPr>
+        <w:t xml:space="preserve">- pytest-dev/pytest-env #262 (TypeScript) - document [pytest] env configuration in pytest.toml / .pytest.toml Merged Sep 2026. github.com/pytest-dev/pytest-env/pull/262</w:t>
+      </w:r>
+    </w:p>
+    <w:p>
+      <w:pPr>
+        <w:spacing w:after="80"/>
+      </w:pPr>
+      <w:r>
+        <w:rPr>
+          <w:sz w:val="22"/>
+          <w:szCs w:val="22"/>
+          <w:rFonts w:ascii="Calibri" w:hAnsi="Calibri"/>
+        </w:rPr>
         <w:t xml:space="preserve">- pnpm/pnpm #14863 (Rust/TypeScript) - fixed startup crashes on FreeBSD and other non-Windows Unix-like platforms by making default_store_dir use the Unix fallback path; added platform-specific regression coverage. Merged Sep 2026. github.com/pnpm/pnpm/pull/14863</w:t>
       </w:r>
     </w:p>
@@ -695,6 +708,97 @@
           <w:rFonts w:ascii="Calibri" w:hAnsi="Calibri"/>
         </w:rPr>
         <w:t xml:space="preserve">- thirdweb-dev/js #8938 (TypeScript) - fixed useTokenQuery error handling so 401/429/timeout failures rethrow instead of rendering a false "Token Not Supported" state in CheckoutWidget; added tests and a patch changeset. Merged Sep 2026. github.com/thirdweb-dev/js/pull/8938</w:t>
+      </w:r>
+    </w:p>
+    <w:p>
+      <w:pPr>
+        <w:spacing w:after="80"/>
+      </w:pPr>
+      <w:r>
+        <w:rPr>
+          <w:sz w:val="22"/>
+          <w:szCs w:val="22"/>
+          <w:rFonts w:ascii="Calibri" w:hAnsi="Calibri"/>
+        </w:rPr>
+        <w:t xml:space="preserve">- devtechedge/regulatory_compliance #4 (TypeScript) - allow localhost API in CSP connect-src for e2e Merged Sep 2026. github.com/devtechedge/regulatory_compliance/pull/4</w:t>
+      </w:r>
+    </w:p>
+    <w:p>
+      <w:pPr>
+        <w:spacing w:after="80"/>
+      </w:pPr>
+      <w:r>
+        <w:rPr>
+          <w:sz w:val="22"/>
+          <w:szCs w:val="22"/>
+          <w:rFonts w:ascii="Calibri" w:hAnsi="Calibri"/>
+        </w:rPr>
+        <w:t xml:space="preserve">- devtechedge/regulatory_compliance #3 (TypeScript) - restore full data/ seed tree for backend + e2e Merged Sep 2026. github.com/devtechedge/regulatory_compliance/pull/3</w:t>
+      </w:r>
+    </w:p>
+    <w:p>
+      <w:pPr>
+        <w:spacing w:after="80"/>
+      </w:pPr>
+      <w:r>
+        <w:rPr>
+          <w:sz w:val="22"/>
+          <w:szCs w:val="22"/>
+          <w:rFonts w:ascii="Calibri" w:hAnsi="Calibri"/>
+        </w:rPr>
+        <w:t xml:space="preserve">- devtechedge/veritas-engine #3 (TypeScript) - drop CSP that broke next-dev Playwright e2e Merged Sep 2026. github.com/devtechedge/veritas-engine/pull/3</w:t>
+      </w:r>
+    </w:p>
+    <w:p>
+      <w:pPr>
+        <w:spacing w:after="80"/>
+      </w:pPr>
+      <w:r>
+        <w:rPr>
+          <w:sz w:val="22"/>
+          <w:szCs w:val="22"/>
+          <w:rFonts w:ascii="Calibri" w:hAnsi="Calibri"/>
+        </w:rPr>
+        <w:t xml:space="preserve">- devtechedge/luxe-tracker #7 (TypeScript) - actually remove double comma after typescript block Merged Sep 2026. github.com/devtechedge/luxe-tracker/pull/7</w:t>
+      </w:r>
+    </w:p>
+    <w:p>
+      <w:pPr>
+        <w:spacing w:after="80"/>
+      </w:pPr>
+      <w:r>
+        <w:rPr>
+          <w:sz w:val="22"/>
+          <w:szCs w:val="22"/>
+          <w:rFonts w:ascii="Calibri" w:hAnsi="Calibri"/>
+        </w:rPr>
+        <w:t xml:space="preserve">- devtechedge/aarop #2 (TypeScript) - drop CSP that broke next-dev Playwright e2e Merged Sep 2026. github.com/devtechedge/aarop/pull/2</w:t>
+      </w:r>
+    </w:p>
+    <w:p>
+      <w:pPr>
+        <w:spacing w:after="80"/>
+      </w:pPr>
+      <w:r>
+        <w:rPr>
+          <w:sz w:val="22"/>
+          <w:szCs w:val="22"/>
+          <w:rFonts w:ascii="Calibri" w:hAnsi="Calibri"/>
+        </w:rPr>
+        <w:t xml:space="preserve">- devtechedge/notion-clone #2 (TypeScript) - convert next.config.ts to next.config.mjs for Next 14 Merged Sep 2026. github.com/devtechedge/notion-clone/pull/2</w:t>
+      </w:r>
+    </w:p>
+    <w:p>
+      <w:pPr>
+        <w:spacing w:after="80"/>
+      </w:pPr>
+      <w:r>
+        <w:rPr>
+          <w:sz w:val="22"/>
+          <w:szCs w:val="22"/>
+          <w:rFonts w:ascii="Calibri" w:hAnsi="Calibri"/>
+        </w:rPr>
+        <w:t xml:space="preserve">- devtechedge/regulatory_compliance #2 (TypeScript) - array.from for Set + restore data/frameworks seed Merged Sep 2026. github.com/devtechedge/regulatory_compliance/pull/2</w:t>
       </w:r>
     </w:p>
     <w:p>

--- a/docs/generated/Devayan_Mandal-resume.docx
+++ b/docs/generated/Devayan_Mandal-resume.docx
@@ -81,7 +81,7 @@
           <w:szCs w:val="22"/>
           <w:rFonts w:ascii="Calibri" w:hAnsi="Calibri"/>
         </w:rPr>
-        <w:t xml:space="preserve">Full Stack AI Native / Forward Deployed AI Engineer with 10 years of remote, self-directed production work. Built 30+ production-grade systems across autonomous multi-agent platforms, MCP integrations, deterministic RL evaluation, real-time observability, and high-throughput web applications. Merged 20 upstream pull requests across TypeScript, JavaScript, Python, and Rust in Recharts, pnpm, node-postgres, SQLMesh, Biome, Better Auth, thirdweb, Anza Kit, and Rspress. Specializes in explicit state machines, bounded autonomy, verifiable AI systems, hybrid RAG and memory architectures, streaming infrastructure, and production-grade developer tooling, with end-to-end ownership from architecture through deployment, observability, testing, and upstream delivery.</w:t>
+        <w:t xml:space="preserve">Full Stack AI Native / Forward Deployed AI Engineer with 10 years of remote, self-directed production work. Built 30+ production-grade systems across autonomous multi-agent platforms, MCP integrations, deterministic RL evaluation, real-time observability, and high-throughput web applications. Merged 13 upstream pull requests across TypeScript, JavaScript, Python, and Rust in Recharts, pnpm, node-postgres, SQLMesh, Biome, Better Auth, thirdweb, Anza Kit, and Rspress. Specializes in explicit state machines, bounded autonomy, verifiable AI systems, hybrid RAG and memory architectures, streaming infrastructure, and production-grade developer tooling, with end-to-end ownership from architecture through deployment, observability, testing, and upstream delivery.</w:t>
       </w:r>
     </w:p>
     <w:p/>
@@ -551,7 +551,7 @@
           <w:szCs w:val="22"/>
           <w:rFonts w:ascii="Calibri" w:hAnsi="Calibri"/>
         </w:rPr>
-        <w:t xml:space="preserve">- pytest-dev/pytest-env #262 (TypeScript) - document [pytest] env configuration in pytest.toml / .pytest.toml Merged Sep 2026. github.com/pytest-dev/pytest-env/pull/262</w:t>
+        <w:t xml:space="preserve">- pytest-dev/pytest-env #262 (Python) - documented that pytest.toml and .pytest.toml accept the native [pytest] env table, not only the plugin-specific [pytest_env] section. Merged Sep 2026. github.com/pytest-dev/pytest-env/pull/262</w:t>
       </w:r>
     </w:p>
     <w:p>
@@ -708,97 +708,6 @@
           <w:rFonts w:ascii="Calibri" w:hAnsi="Calibri"/>
         </w:rPr>
         <w:t xml:space="preserve">- thirdweb-dev/js #8938 (TypeScript) - fixed useTokenQuery error handling so 401/429/timeout failures rethrow instead of rendering a false "Token Not Supported" state in CheckoutWidget; added tests and a patch changeset. Merged Sep 2026. github.com/thirdweb-dev/js/pull/8938</w:t>
-      </w:r>
-    </w:p>
-    <w:p>
-      <w:pPr>
-        <w:spacing w:after="80"/>
-      </w:pPr>
-      <w:r>
-        <w:rPr>
-          <w:sz w:val="22"/>
-          <w:szCs w:val="22"/>
-          <w:rFonts w:ascii="Calibri" w:hAnsi="Calibri"/>
-        </w:rPr>
-        <w:t xml:space="preserve">- devtechedge/regulatory_compliance #4 (TypeScript) - allow localhost API in CSP connect-src for e2e Merged Sep 2026. github.com/devtechedge/regulatory_compliance/pull/4</w:t>
-      </w:r>
-    </w:p>
-    <w:p>
-      <w:pPr>
-        <w:spacing w:after="80"/>
-      </w:pPr>
-      <w:r>
-        <w:rPr>
-          <w:sz w:val="22"/>
-          <w:szCs w:val="22"/>
-          <w:rFonts w:ascii="Calibri" w:hAnsi="Calibri"/>
-        </w:rPr>
-        <w:t xml:space="preserve">- devtechedge/regulatory_compliance #3 (TypeScript) - restore full data/ seed tree for backend + e2e Merged Sep 2026. github.com/devtechedge/regulatory_compliance/pull/3</w:t>
-      </w:r>
-    </w:p>
-    <w:p>
-      <w:pPr>
-        <w:spacing w:after="80"/>
-      </w:pPr>
-      <w:r>
-        <w:rPr>
-          <w:sz w:val="22"/>
-          <w:szCs w:val="22"/>
-          <w:rFonts w:ascii="Calibri" w:hAnsi="Calibri"/>
-        </w:rPr>
-        <w:t xml:space="preserve">- devtechedge/veritas-engine #3 (TypeScript) - drop CSP that broke next-dev Playwright e2e Merged Sep 2026. github.com/devtechedge/veritas-engine/pull/3</w:t>
-      </w:r>
-    </w:p>
-    <w:p>
-      <w:pPr>
-        <w:spacing w:after="80"/>
-      </w:pPr>
-      <w:r>
-        <w:rPr>
-          <w:sz w:val="22"/>
-          <w:szCs w:val="22"/>
-          <w:rFonts w:ascii="Calibri" w:hAnsi="Calibri"/>
-        </w:rPr>
-        <w:t xml:space="preserve">- devtechedge/luxe-tracker #7 (TypeScript) - actually remove double comma after typescript block Merged Sep 2026. github.com/devtechedge/luxe-tracker/pull/7</w:t>
-      </w:r>
-    </w:p>
-    <w:p>
-      <w:pPr>
-        <w:spacing w:after="80"/>
-      </w:pPr>
-      <w:r>
-        <w:rPr>
-          <w:sz w:val="22"/>
-          <w:szCs w:val="22"/>
-          <w:rFonts w:ascii="Calibri" w:hAnsi="Calibri"/>
-        </w:rPr>
-        <w:t xml:space="preserve">- devtechedge/aarop #2 (TypeScript) - drop CSP that broke next-dev Playwright e2e Merged Sep 2026. github.com/devtechedge/aarop/pull/2</w:t>
-      </w:r>
-    </w:p>
-    <w:p>
-      <w:pPr>
-        <w:spacing w:after="80"/>
-      </w:pPr>
-      <w:r>
-        <w:rPr>
-          <w:sz w:val="22"/>
-          <w:szCs w:val="22"/>
-          <w:rFonts w:ascii="Calibri" w:hAnsi="Calibri"/>
-        </w:rPr>
-        <w:t xml:space="preserve">- devtechedge/notion-clone #2 (TypeScript) - convert next.config.ts to next.config.mjs for Next 14 Merged Sep 2026. github.com/devtechedge/notion-clone/pull/2</w:t>
-      </w:r>
-    </w:p>
-    <w:p>
-      <w:pPr>
-        <w:spacing w:after="80"/>
-      </w:pPr>
-      <w:r>
-        <w:rPr>
-          <w:sz w:val="22"/>
-          <w:szCs w:val="22"/>
-          <w:rFonts w:ascii="Calibri" w:hAnsi="Calibri"/>
-        </w:rPr>
-        <w:t xml:space="preserve">- devtechedge/regulatory_compliance #2 (TypeScript) - array.from for Set + restore data/frameworks seed Merged Sep 2026. github.com/devtechedge/regulatory_compliance/pull/2</w:t>
       </w:r>
     </w:p>
     <w:p>

--- a/docs/generated/Devayan_Mandal-resume.docx
+++ b/docs/generated/Devayan_Mandal-resume.docx
@@ -81,7 +81,7 @@
           <w:szCs w:val="22"/>
           <w:rFonts w:ascii="Calibri" w:hAnsi="Calibri"/>
         </w:rPr>
-        <w:t xml:space="preserve">Full Stack AI Native / Forward Deployed AI Engineer with 10 years of remote, self-directed production work. Built 30+ production-grade systems across autonomous multi-agent platforms, MCP integrations, deterministic RL evaluation, real-time observability, and high-throughput web applications. Merged 13 upstream pull requests across TypeScript, JavaScript, Python, and Rust in Recharts, pnpm, node-postgres, SQLMesh, Biome, Better Auth, thirdweb, Anza Kit, and Rspress. Specializes in explicit state machines, bounded autonomy, verifiable AI systems, hybrid RAG and memory architectures, streaming infrastructure, and production-grade developer tooling, with end-to-end ownership from architecture through deployment, observability, testing, and upstream delivery.</w:t>
+        <w:t xml:space="preserve">Full Stack AI Native / Forward Deployed AI Engineer with 10 years of remote, self-directed production work. Built 30+ production-grade systems across autonomous multi-agent platforms, MCP integrations, deterministic RL evaluation, real-time observability, and high-throughput web applications. Merged 15 upstream pull requests across TypeScript, JavaScript, Python, and Rust in Recharts, pnpm, node-postgres, SQLMesh, Biome, Better Auth, thirdweb, Anza Kit, and Rspress. Specializes in explicit state machines, bounded autonomy, verifiable AI systems, hybrid RAG and memory architectures, streaming infrastructure, and production-grade developer tooling, with end-to-end ownership from architecture through deployment, observability, testing, and upstream delivery.</w:t>
       </w:r>
     </w:p>
     <w:p/>
@@ -539,6 +539,32 @@
           <w:rFonts w:ascii="Calibri" w:hAnsi="Calibri"/>
         </w:rPr>
         <w:t xml:space="preserve">&lt;&lt;&lt;LEDGER:MERGED_LIST&gt;&gt;&gt;</w:t>
+      </w:r>
+    </w:p>
+    <w:p>
+      <w:pPr>
+        <w:spacing w:after="80"/>
+      </w:pPr>
+      <w:r>
+        <w:rPr>
+          <w:sz w:val="22"/>
+          <w:szCs w:val="22"/>
+          <w:rFonts w:ascii="Calibri" w:hAnsi="Calibri"/>
+        </w:rPr>
+        <w:t xml:space="preserve">- stellar/stellar-docs #2853 (TypeScript) - reconcile memo framing in pooled accounts guide intro Merged Sep 2026. github.com/stellar/stellar-docs/pull/2853</w:t>
+      </w:r>
+    </w:p>
+    <w:p>
+      <w:pPr>
+        <w:spacing w:after="80"/>
+      </w:pPr>
+      <w:r>
+        <w:rPr>
+          <w:sz w:val="22"/>
+          <w:szCs w:val="22"/>
+          <w:rFonts w:ascii="Calibri" w:hAnsi="Calibri"/>
+        </w:rPr>
+        <w:t xml:space="preserve">- stellar/stellar-docs #2851 (TypeScript) - qualify Freighter HTTPS requirement for localhost Merged Sep 2026. github.com/stellar/stellar-docs/pull/2851</w:t>
       </w:r>
     </w:p>
     <w:p>

--- a/docs/generated/Devayan_Mandal-resume.docx
+++ b/docs/generated/Devayan_Mandal-resume.docx
@@ -81,7 +81,7 @@
           <w:szCs w:val="22"/>
           <w:rFonts w:ascii="Calibri" w:hAnsi="Calibri"/>
         </w:rPr>
-        <w:t xml:space="preserve">Full Stack AI Native / Forward Deployed AI Engineer with 10 years of remote, self-directed production work. Built 30+ production-grade systems across autonomous multi-agent platforms, MCP integrations, deterministic RL evaluation, real-time observability, and high-throughput web applications. Merged 15 upstream pull requests across TypeScript, JavaScript, Python, and Rust in Recharts, pnpm, node-postgres, SQLMesh, Biome, Better Auth, thirdweb, Anza Kit, and Rspress. Specializes in explicit state machines, bounded autonomy, verifiable AI systems, hybrid RAG and memory architectures, streaming infrastructure, and production-grade developer tooling, with end-to-end ownership from architecture through deployment, observability, testing, and upstream delivery.</w:t>
+        <w:t xml:space="preserve">Full Stack AI Native / Forward Deployed AI Engineer with 10 years of remote, self-directed production work. Built 30+ production-grade systems across autonomous multi-agent platforms, MCP integrations, deterministic RL evaluation, real-time observability, and high-throughput web applications. Merged 16 upstream pull requests across TypeScript, JavaScript, Python, and Rust in Recharts, pnpm, node-postgres, SQLMesh, Biome, Better Auth, thirdweb, Anza Kit, and Rspress. Specializes in explicit state machines, bounded autonomy, verifiable AI systems, hybrid RAG and memory architectures, streaming infrastructure, and production-grade developer tooling, with end-to-end ownership from architecture through deployment, observability, testing, and upstream delivery.</w:t>
       </w:r>
     </w:p>
     <w:p/>
@@ -539,6 +539,19 @@
           <w:rFonts w:ascii="Calibri" w:hAnsi="Calibri"/>
         </w:rPr>
         <w:t xml:space="preserve">&lt;&lt;&lt;LEDGER:MERGED_LIST&gt;&gt;&gt;</w:t>
+      </w:r>
+    </w:p>
+    <w:p>
+      <w:pPr>
+        <w:spacing w:after="80"/>
+      </w:pPr>
+      <w:r>
+        <w:rPr>
+          <w:sz w:val="22"/>
+          <w:szCs w:val="22"/>
+          <w:rFonts w:ascii="Calibri" w:hAnsi="Calibri"/>
+        </w:rPr>
+        <w:t xml:space="preserve">- stellar/stellar-docs #2849 (TypeScript) - handle malformed XDR in the address conversion example Merged Sep 2026. github.com/stellar/stellar-docs/pull/2849</w:t>
       </w:r>
     </w:p>
     <w:p>

--- a/docs/generated/Devayan_Mandal-resume.docx
+++ b/docs/generated/Devayan_Mandal-resume.docx
@@ -551,33 +551,33 @@
           <w:szCs w:val="22"/>
           <w:rFonts w:ascii="Calibri" w:hAnsi="Calibri"/>
         </w:rPr>
-        <w:t xml:space="preserve">- stellar/stellar-docs #2849 (TypeScript) - handle malformed XDR in the address conversion example Merged Sep 2026. github.com/stellar/stellar-docs/pull/2849</w:t>
-      </w:r>
-    </w:p>
-    <w:p>
-      <w:pPr>
-        <w:spacing w:after="80"/>
-      </w:pPr>
-      <w:r>
-        <w:rPr>
-          <w:sz w:val="22"/>
-          <w:szCs w:val="22"/>
-          <w:rFonts w:ascii="Calibri" w:hAnsi="Calibri"/>
-        </w:rPr>
-        <w:t xml:space="preserve">- stellar/stellar-docs #2853 (TypeScript) - reconcile memo framing in pooled accounts guide intro Merged Sep 2026. github.com/stellar/stellar-docs/pull/2853</w:t>
-      </w:r>
-    </w:p>
-    <w:p>
-      <w:pPr>
-        <w:spacing w:after="80"/>
-      </w:pPr>
-      <w:r>
-        <w:rPr>
-          <w:sz w:val="22"/>
-          <w:szCs w:val="22"/>
-          <w:rFonts w:ascii="Calibri" w:hAnsi="Calibri"/>
-        </w:rPr>
-        <w:t xml:space="preserve">- stellar/stellar-docs #2851 (TypeScript) - qualify Freighter HTTPS requirement for localhost Merged Sep 2026. github.com/stellar/stellar-docs/pull/2851</w:t>
+        <w:t xml:space="preserve">- stellar/stellar-docs #2849 (TypeScript) - reworked the address conversion example to propagate the fallible `Result&lt;Address, ConversionError&gt;` instead of unwrapping malformed XDR, and documented that untrusted XDR must be handled rather than panicking. Merged Sep 2026. github.com/stellar/stellar-docs/pull/2849</w:t>
+      </w:r>
+    </w:p>
+    <w:p>
+      <w:pPr>
+        <w:spacing w:after="80"/>
+      </w:pPr>
+      <w:r>
+        <w:rPr>
+          <w:sz w:val="22"/>
+          <w:szCs w:val="22"/>
+          <w:rFonts w:ascii="Calibri" w:hAnsi="Calibri"/>
+        </w:rPr>
+        <w:t xml:space="preserve">- stellar/stellar-docs #2853 (TypeScript) - reconciled memo framing in the pooled accounts guide so memos read as the legacy mechanism still in active use and muxed accounts as preferred going forward. Merged Sep 2026. github.com/stellar/stellar-docs/pull/2853</w:t>
+      </w:r>
+    </w:p>
+    <w:p>
+      <w:pPr>
+        <w:spacing w:after="80"/>
+      </w:pPr>
+      <w:r>
+        <w:rPr>
+          <w:sz w:val="22"/>
+          <w:szCs w:val="22"/>
+          <w:rFonts w:ascii="Calibri" w:hAnsi="Calibri"/>
+        </w:rPr>
+        <w:t xml:space="preserve">- stellar/stellar-docs #2851 (TypeScript) - qualified the Freighter HTTPS requirement, noting that `http://localhost` is already a Potentially Trustworthy origin under W3C Secure Contexts so loopback needs no TLS. Merged Sep 2026. github.com/stellar/stellar-docs/pull/2851</w:t>
       </w:r>
     </w:p>
     <w:p>

--- a/docs/generated/Devayan_Mandal-resume.docx
+++ b/docs/generated/Devayan_Mandal-resume.docx
@@ -81,7 +81,7 @@
           <w:szCs w:val="22"/>
           <w:rFonts w:ascii="Calibri" w:hAnsi="Calibri"/>
         </w:rPr>
-        <w:t xml:space="preserve">Full Stack AI Native / Forward Deployed AI Engineer with 10 years of remote, self-directed production work. Built 30+ production-grade systems across autonomous multi-agent platforms, MCP integrations, deterministic RL evaluation, real-time observability, and high-throughput web applications. Merged 16 upstream pull requests across TypeScript, JavaScript, Python, and Rust in Recharts, pnpm, node-postgres, SQLMesh, Biome, Better Auth, thirdweb, Anza Kit, and Rspress. Specializes in explicit state machines, bounded autonomy, verifiable AI systems, hybrid RAG and memory architectures, streaming infrastructure, and production-grade developer tooling, with end-to-end ownership from architecture through deployment, observability, testing, and upstream delivery.</w:t>
+        <w:t xml:space="preserve">Full Stack AI Native / Forward Deployed AI Engineer with 10 years of remote, self-directed production work. Built 30+ production-grade systems across autonomous multi-agent platforms, MCP integrations, deterministic RL evaluation, real-time observability, and high-throughput web applications. Merged 17 upstream pull requests across TypeScript, JavaScript, Python, and Rust in Recharts, pnpm, node-postgres, SQLMesh, Biome, Better Auth, thirdweb, Anza Kit, and Rspress. Specializes in explicit state machines, bounded autonomy, verifiable AI systems, hybrid RAG and memory architectures, streaming infrastructure, and production-grade developer tooling, with end-to-end ownership from architecture through deployment, observability, testing, and upstream delivery.</w:t>
       </w:r>
     </w:p>
     <w:p/>
@@ -539,6 +539,19 @@
           <w:rFonts w:ascii="Calibri" w:hAnsi="Calibri"/>
         </w:rPr>
         <w:t xml:space="preserve">&lt;&lt;&lt;LEDGER:MERGED_LIST&gt;&gt;&gt;</w:t>
+      </w:r>
+    </w:p>
+    <w:p>
+      <w:pPr>
+        <w:spacing w:after="80"/>
+      </w:pPr>
+      <w:r>
+        <w:rPr>
+          <w:sz w:val="22"/>
+          <w:szCs w:val="22"/>
+          <w:rFonts w:ascii="Calibri" w:hAnsi="Calibri"/>
+        </w:rPr>
+        <w:t xml:space="preserve">- ssf0409/tracelens #140 (TypeScript) - markdown table cells in the report generator are now escaped with html.escape in addition to pipe and newline handling. Task ids or gate values containing pipes, line breaks, or HTML metacharacters no longer break the per-task and baseline-gate tables piped into $GITHUB_STEP_SUMMARY, and no cell can open a raw HTML element. Merged Sep 2026. github.com/ssf0409/tracelens/pull/140</w:t>
       </w:r>
     </w:p>
     <w:p>

--- a/docs/generated/Devayan_Mandal-resume.docx
+++ b/docs/generated/Devayan_Mandal-resume.docx
@@ -551,7 +551,7 @@
           <w:szCs w:val="22"/>
           <w:rFonts w:ascii="Calibri" w:hAnsi="Calibri"/>
         </w:rPr>
-        <w:t xml:space="preserve">- ssf0409/tracelens #140 (TypeScript) - markdown table cells in the report generator are now escaped with html.escape in addition to pipe and newline handling. Task ids or gate values containing pipes, line breaks, or HTML metacharacters no longer break the per-task and baseline-gate tables piped into $GITHUB_STEP_SUMMARY, and no cell can open a raw HTML element. Merged Sep 2026. github.com/ssf0409/tracelens/pull/140</w:t>
+        <w:t xml:space="preserve">- ssf0409/tracelens #140 (Python) - markdown table cells in the report generator are now escaped with html.escape in addition to pipe and newline handling. Task ids or gate values containing pipes, line breaks, or HTML metacharacters no longer break the per-task and baseline-gate tables piped into $GITHUB_STEP_SUMMARY, and no cell can open a raw HTML element. Merged Sep 2026. github.com/ssf0409/tracelens/pull/140</w:t>
       </w:r>
     </w:p>
     <w:p>

--- a/docs/generated/Devayan_Mandal-resume.docx
+++ b/docs/generated/Devayan_Mandal-resume.docx
@@ -81,7 +81,7 @@
           <w:szCs w:val="22"/>
           <w:rFonts w:ascii="Calibri" w:hAnsi="Calibri"/>
         </w:rPr>
-        <w:t xml:space="preserve">Full Stack AI Native / Forward Deployed AI Engineer with 10 years of remote, self-directed production work. Built 30+ production-grade systems across autonomous multi-agent platforms, MCP integrations, deterministic RL evaluation, real-time observability, and high-throughput web applications. Merged 17 upstream pull requests across TypeScript, JavaScript, Python, and Rust in Recharts, pnpm, node-postgres, SQLMesh, Biome, Better Auth, thirdweb, Anza Kit, and Rspress. Specializes in explicit state machines, bounded autonomy, verifiable AI systems, hybrid RAG and memory architectures, streaming infrastructure, and production-grade developer tooling, with end-to-end ownership from architecture through deployment, observability, testing, and upstream delivery.</w:t>
+        <w:t xml:space="preserve">Full Stack AI Native / Forward Deployed AI Engineer with 10 years of remote, self-directed production work. Built 30+ production-grade systems across autonomous multi-agent platforms, MCP integrations, deterministic RL evaluation, real-time observability, and high-throughput web applications. Merged 18 upstream pull requests across TypeScript, JavaScript, Python, and Rust in Recharts, pnpm, node-postgres, SQLMesh, Biome, Better Auth, thirdweb, Anza Kit, and Rspress. Specializes in explicit state machines, bounded autonomy, verifiable AI systems, hybrid RAG and memory architectures, streaming infrastructure, and production-grade developer tooling, with end-to-end ownership from architecture through deployment, observability, testing, and upstream delivery.</w:t>
       </w:r>
     </w:p>
     <w:p/>
@@ -539,6 +539,19 @@
           <w:rFonts w:ascii="Calibri" w:hAnsi="Calibri"/>
         </w:rPr>
         <w:t xml:space="preserve">&lt;&lt;&lt;LEDGER:MERGED_LIST&gt;&gt;&gt;</w:t>
+      </w:r>
+    </w:p>
+    <w:p>
+      <w:pPr>
+        <w:spacing w:after="80"/>
+      </w:pPr>
+      <w:r>
+        <w:rPr>
+          <w:sz w:val="22"/>
+          <w:szCs w:val="22"/>
+          <w:rFonts w:ascii="Calibri" w:hAnsi="Calibri"/>
+        </w:rPr>
+        <w:t xml:space="preserve">- stellar/stellar-docs #2850 (TypeScript) - document the --enable-core-manual-close flag in Quickstart advanced usage Merged Sep 2026. github.com/stellar/stellar-docs/pull/2850</w:t>
       </w:r>
     </w:p>
     <w:p>

--- a/docs/generated/Devayan_Mandal-resume.docx
+++ b/docs/generated/Devayan_Mandal-resume.docx
@@ -551,7 +551,7 @@
           <w:szCs w:val="22"/>
           <w:rFonts w:ascii="Calibri" w:hAnsi="Calibri"/>
         </w:rPr>
-        <w:t xml:space="preserve">- stellar/stellar-docs #2850 (TypeScript) - document the --enable-core-manual-close flag in Quickstart advanced usage Merged Sep 2026. github.com/stellar/stellar-docs/pull/2850</w:t>
+        <w:t xml:space="preserve">- stellar/stellar-docs #2850 (MDX) - documented Quickstart's undocumented `--enable-core-manual-close` flag in the advanced usage docs, covering the `MANUAL_CLOSE` setting it writes into the generated core config, the `manualclose` endpoint that advances one ledger per call, and loopback-bound startup examples for macOS, Linux, and Windows. Merged Sep 2026. github.com/stellar/stellar-docs/pull/2850</w:t>
       </w:r>
     </w:p>
     <w:p>
@@ -577,33 +577,33 @@
           <w:szCs w:val="22"/>
           <w:rFonts w:ascii="Calibri" w:hAnsi="Calibri"/>
         </w:rPr>
-        <w:t xml:space="preserve">- stellar/stellar-docs #2849 (TypeScript) - reworked the address conversion example to propagate the fallible `Result&lt;Address, ConversionError&gt;` instead of unwrapping malformed XDR, and documented that untrusted XDR must be handled rather than panicking. Merged Sep 2026. github.com/stellar/stellar-docs/pull/2849</w:t>
-      </w:r>
-    </w:p>
-    <w:p>
-      <w:pPr>
-        <w:spacing w:after="80"/>
-      </w:pPr>
-      <w:r>
-        <w:rPr>
-          <w:sz w:val="22"/>
-          <w:szCs w:val="22"/>
-          <w:rFonts w:ascii="Calibri" w:hAnsi="Calibri"/>
-        </w:rPr>
-        <w:t xml:space="preserve">- stellar/stellar-docs #2853 (TypeScript) - reconciled memo framing in the pooled accounts guide so memos read as the legacy mechanism still in active use and muxed accounts as preferred going forward. Merged Sep 2026. github.com/stellar/stellar-docs/pull/2853</w:t>
-      </w:r>
-    </w:p>
-    <w:p>
-      <w:pPr>
-        <w:spacing w:after="80"/>
-      </w:pPr>
-      <w:r>
-        <w:rPr>
-          <w:sz w:val="22"/>
-          <w:szCs w:val="22"/>
-          <w:rFonts w:ascii="Calibri" w:hAnsi="Calibri"/>
-        </w:rPr>
-        <w:t xml:space="preserve">- stellar/stellar-docs #2851 (TypeScript) - qualified the Freighter HTTPS requirement, noting that `http://localhost` is already a Potentially Trustworthy origin under W3C Secure Contexts so loopback needs no TLS. Merged Sep 2026. github.com/stellar/stellar-docs/pull/2851</w:t>
+        <w:t xml:space="preserve">- stellar/stellar-docs #2849 (MDX) - reworked the address conversion example to propagate the fallible `Result&lt;Address, ConversionError&gt;` instead of unwrapping malformed XDR, and documented that untrusted XDR must be handled rather than panicking. Merged Sep 2026. github.com/stellar/stellar-docs/pull/2849</w:t>
+      </w:r>
+    </w:p>
+    <w:p>
+      <w:pPr>
+        <w:spacing w:after="80"/>
+      </w:pPr>
+      <w:r>
+        <w:rPr>
+          <w:sz w:val="22"/>
+          <w:szCs w:val="22"/>
+          <w:rFonts w:ascii="Calibri" w:hAnsi="Calibri"/>
+        </w:rPr>
+        <w:t xml:space="preserve">- stellar/stellar-docs #2853 (MDX) - reconciled memo framing in the pooled accounts guide so memos read as the legacy mechanism still in active use and muxed accounts as preferred going forward. Merged Sep 2026. github.com/stellar/stellar-docs/pull/2853</w:t>
+      </w:r>
+    </w:p>
+    <w:p>
+      <w:pPr>
+        <w:spacing w:after="80"/>
+      </w:pPr>
+      <w:r>
+        <w:rPr>
+          <w:sz w:val="22"/>
+          <w:szCs w:val="22"/>
+          <w:rFonts w:ascii="Calibri" w:hAnsi="Calibri"/>
+        </w:rPr>
+        <w:t xml:space="preserve">- stellar/stellar-docs #2851 (MDX) - qualified the Freighter HTTPS requirement, noting that `http://localhost` is already a Potentially Trustworthy origin under W3C Secure Contexts so loopback needs no TLS. Merged Sep 2026. github.com/stellar/stellar-docs/pull/2851</w:t>
       </w:r>
     </w:p>
     <w:p>

--- a/docs/generated/Devayan_Mandal-resume.docx
+++ b/docs/generated/Devayan_Mandal-resume.docx
@@ -81,7 +81,7 @@
           <w:szCs w:val="22"/>
           <w:rFonts w:ascii="Calibri" w:hAnsi="Calibri"/>
         </w:rPr>
-        <w:t xml:space="preserve">Full Stack AI Native / Forward Deployed AI Engineer with 10 years of remote, self-directed production work. Built 30+ production-grade systems across autonomous multi-agent platforms, MCP integrations, deterministic RL evaluation, real-time observability, and high-throughput web applications. Merged 18 upstream pull requests across TypeScript, JavaScript, Python, and Rust in Recharts, pnpm, node-postgres, SQLMesh, Biome, Better Auth, thirdweb, Anza Kit, and Rspress. Specializes in explicit state machines, bounded autonomy, verifiable AI systems, hybrid RAG and memory architectures, streaming infrastructure, and production-grade developer tooling, with end-to-end ownership from architecture through deployment, observability, testing, and upstream delivery.</w:t>
+        <w:t xml:space="preserve">Full Stack AI Native / Forward Deployed AI Engineer with 10 years of remote, self-directed production work. Built 30+ production-grade systems across autonomous multi-agent platforms, MCP integrations, deterministic RL evaluation, real-time observability, and high-throughput web applications. Merged 19 upstream pull requests across TypeScript, JavaScript, Python, and Rust in Recharts, pnpm, node-postgres, SQLMesh, Biome, Better Auth, thirdweb, Anza Kit, and Rspress. Specializes in explicit state machines, bounded autonomy, verifiable AI systems, hybrid RAG and memory architectures, streaming infrastructure, and production-grade developer tooling, with end-to-end ownership from architecture through deployment, observability, testing, and upstream delivery.</w:t>
       </w:r>
     </w:p>
     <w:p/>
@@ -539,6 +539,19 @@
           <w:rFonts w:ascii="Calibri" w:hAnsi="Calibri"/>
         </w:rPr>
         <w:t xml:space="preserve">&lt;&lt;&lt;LEDGER:MERGED_LIST&gt;&gt;&gt;</w:t>
+      </w:r>
+    </w:p>
+    <w:p>
+      <w:pPr>
+        <w:spacing w:after="80"/>
+      </w:pPr>
+      <w:r>
+        <w:rPr>
+          <w:sz w:val="22"/>
+          <w:szCs w:val="22"/>
+          <w:rFonts w:ascii="Calibri" w:hAnsi="Calibri"/>
+        </w:rPr>
+        <w:t xml:space="preserve">- stellar/stellar-docs #2859 (TypeScript) - added the --enable-core-manual-close flag to the Local section of the Network Modes page, so the parameter list no longer omits a flag the quickstart container ships, with a cross-link to the Manual close mode section noting that only the local configuration sets NODE_IS_VALIDATOR. Merged Sep 2026. github.com/stellar/stellar-docs/pull/2859</w:t>
       </w:r>
     </w:p>
     <w:p>

--- a/docs/generated/Devayan_Mandal-resume.docx
+++ b/docs/generated/Devayan_Mandal-resume.docx
@@ -551,7 +551,7 @@
           <w:szCs w:val="22"/>
           <w:rFonts w:ascii="Calibri" w:hAnsi="Calibri"/>
         </w:rPr>
-        <w:t xml:space="preserve">- stellar/stellar-docs #2859 (TypeScript) - added the --enable-core-manual-close flag to the Local section of the Network Modes page, so the parameter list no longer omits a flag the quickstart container ships, with a cross-link to the Manual close mode section noting that only the local configuration sets NODE_IS_VALIDATOR. Merged Sep 2026. github.com/stellar/stellar-docs/pull/2859</w:t>
+        <w:t xml:space="preserve">- stellar/stellar-docs #2859 (MDX) - added the --enable-core-manual-close flag to the Local section of the Network Modes page, so the parameter list no longer omits a flag the quickstart container ships, with a cross-link to the Manual close mode section noting that only the local configuration sets NODE_IS_VALIDATOR. Merged Sep 2026. github.com/stellar/stellar-docs/pull/2859</w:t>
       </w:r>
     </w:p>
     <w:p>

--- a/docs/generated/Devayan_Mandal-resume.docx
+++ b/docs/generated/Devayan_Mandal-resume.docx
@@ -81,7 +81,7 @@
           <w:szCs w:val="22"/>
           <w:rFonts w:ascii="Calibri" w:hAnsi="Calibri"/>
         </w:rPr>
-        <w:t xml:space="preserve">Full Stack AI Native / Forward Deployed AI Engineer with 10 years of remote, self-directed production work. Built 30+ production-grade systems across autonomous multi-agent platforms, MCP integrations, deterministic RL evaluation, real-time observability, and high-throughput web applications. Merged 19 upstream pull requests across TypeScript, JavaScript, Python, and Rust in Recharts, pnpm, node-postgres, SQLMesh, Biome, Better Auth, thirdweb, Anza Kit, and Rspress. Specializes in explicit state machines, bounded autonomy, verifiable AI systems, hybrid RAG and memory architectures, streaming infrastructure, and production-grade developer tooling, with end-to-end ownership from architecture through deployment, observability, testing, and upstream delivery.</w:t>
+        <w:t xml:space="preserve">Full Stack AI Native / Forward Deployed AI Engineer with 10 years of remote, self-directed production work. Built 30+ production-grade systems across autonomous multi-agent platforms, MCP integrations, deterministic RL evaluation, real-time observability, and high-throughput web applications. Merged 20 upstream pull requests across TypeScript, JavaScript, Python, and Rust in Recharts, pnpm, node-postgres, SQLMesh, Biome, Better Auth, thirdweb, Anza Kit, and Rspress. Specializes in explicit state machines, bounded autonomy, verifiable AI systems, hybrid RAG and memory architectures, streaming infrastructure, and production-grade developer tooling, with end-to-end ownership from architecture through deployment, observability, testing, and upstream delivery.</w:t>
       </w:r>
     </w:p>
     <w:p/>
@@ -539,6 +539,19 @@
           <w:rFonts w:ascii="Calibri" w:hAnsi="Calibri"/>
         </w:rPr>
         <w:t xml:space="preserve">&lt;&lt;&lt;LEDGER:MERGED_LIST&gt;&gt;&gt;</w:t>
+      </w:r>
+    </w:p>
+    <w:p>
+      <w:pPr>
+        <w:spacing w:after="80"/>
+      </w:pPr>
+      <w:r>
+        <w:rPr>
+          <w:sz w:val="22"/>
+          <w:szCs w:val="22"/>
+          <w:rFonts w:ascii="Calibri" w:hAnsi="Calibri"/>
+        </w:rPr>
+        <w:t xml:space="preserve">- PyO3/maturin #3302 (TypeScript) - find_all_windows() now lossy-decodes py --list-paths and conda info -e output instead of unwrapping str::from_utf8, so a Windows build with localized (non-UTF-8) interpreter output skips the affected line rather than panicking and aborting the build; added a unit test covering the non-UTF-8 decode path. Merged Sep 2026. github.com/PyO3/maturin/pull/3302</w:t>
       </w:r>
     </w:p>
     <w:p>

--- a/docs/generated/Devayan_Mandal-resume.docx
+++ b/docs/generated/Devayan_Mandal-resume.docx
@@ -551,7 +551,7 @@
           <w:szCs w:val="22"/>
           <w:rFonts w:ascii="Calibri" w:hAnsi="Calibri"/>
         </w:rPr>
-        <w:t xml:space="preserve">- PyO3/maturin #3302 (TypeScript) - find_all_windows() now lossy-decodes py --list-paths and conda info -e output instead of unwrapping str::from_utf8, so a Windows build with localized (non-UTF-8) interpreter output skips the affected line rather than panicking and aborting the build; added a unit test covering the non-UTF-8 decode path. Merged Sep 2026. github.com/PyO3/maturin/pull/3302</w:t>
+        <w:t xml:space="preserve">- PyO3/maturin #3302 (Rust) - Windows interpreter discovery no longer panics on non-UTF-8 command output. find_all_windows() decodes py --list-paths and conda info -e with String::from_utf8_lossy instead of unwrapping str::from_utf8, so a localized install that emits undecodable bytes skips that line instead of aborting the build. Added a unit test covering the non-UTF-8 decode path. Merged Sep 2026. github.com/PyO3/maturin/pull/3302</w:t>
       </w:r>
     </w:p>
     <w:p>

--- a/docs/generated/Devayan_Mandal-resume.docx
+++ b/docs/generated/Devayan_Mandal-resume.docx
@@ -81,7 +81,7 @@
           <w:szCs w:val="22"/>
           <w:rFonts w:ascii="Calibri" w:hAnsi="Calibri"/>
         </w:rPr>
-        <w:t xml:space="preserve">Full Stack AI Native / Forward Deployed AI Engineer with 10 years of remote, self-directed production work. Built 30+ production-grade systems across autonomous multi-agent platforms, MCP integrations, deterministic RL evaluation, real-time observability, and high-throughput web applications. Merged 20 upstream pull requests across TypeScript, JavaScript, Python, and Rust in Recharts, pnpm, node-postgres, SQLMesh, Biome, Better Auth, thirdweb, Anza Kit, and Rspress. Specializes in explicit state machines, bounded autonomy, verifiable AI systems, hybrid RAG and memory architectures, streaming infrastructure, and production-grade developer tooling, with end-to-end ownership from architecture through deployment, observability, testing, and upstream delivery.</w:t>
+        <w:t xml:space="preserve">Full Stack AI Native / Forward Deployed AI Engineer with 10 years of remote, self-directed production work. Built 30+ production-grade systems across autonomous multi-agent platforms, MCP integrations, deterministic RL evaluation, real-time observability, and high-throughput web applications. Merged 21 upstream pull requests across TypeScript, JavaScript, Python, and Rust in Recharts, pnpm, node-postgres, SQLMesh, Biome, Better Auth, thirdweb, Anza Kit, and Rspress. Specializes in explicit state machines, bounded autonomy, verifiable AI systems, hybrid RAG and memory architectures, streaming infrastructure, and production-grade developer tooling, with end-to-end ownership from architecture through deployment, observability, testing, and upstream delivery.</w:t>
       </w:r>
     </w:p>
     <w:p/>
@@ -539,6 +539,19 @@
           <w:rFonts w:ascii="Calibri" w:hAnsi="Calibri"/>
         </w:rPr>
         <w:t xml:space="preserve">&lt;&lt;&lt;LEDGER:MERGED_LIST&gt;&gt;&gt;</w:t>
+      </w:r>
+    </w:p>
+    <w:p>
+      <w:pPr>
+        <w:spacing w:after="80"/>
+      </w:pPr>
+      <w:r>
+        <w:rPr>
+          <w:sz w:val="22"/>
+          <w:szCs w:val="22"/>
+          <w:rFonts w:ascii="Calibri" w:hAnsi="Calibri"/>
+        </w:rPr>
+        <w:t xml:space="preserve">- leo-aa88/reviewgate #144 (TypeScript) - adds a configurable excessive code-comment verbosity check to the core review engine: oversized_comment_block, excessive_comment_lines and comment_heavy_diff are computed from added patch lines only, so a PR is never penalised for comments it did not touch. A single-pass lexer tracks string literals, block comments, JS/Go template literals, shell heredocs and Python triple-quoted strings, so runtime data such as a banner inside a backtick string is never miscounted as commentary, and files in languages with no scanner profile contribute to the ratio denominator only. Hunk entry state is established from diff context that carries a code token, which keeps a verbose block added mid-file in an existing file detectable while docstring content stays excluded, and all three dimensions feed the existing baseline_reviewability aggregation through the policy.code_comments config block. Merged Sep 2026. github.com/leo-aa88/reviewgate/pull/144</w:t>
       </w:r>
     </w:p>
     <w:p>

--- a/docs/generated/Devayan_Mandal-resume.docx
+++ b/docs/generated/Devayan_Mandal-resume.docx
@@ -551,7 +551,7 @@
           <w:szCs w:val="22"/>
           <w:rFonts w:ascii="Calibri" w:hAnsi="Calibri"/>
         </w:rPr>
-        <w:t xml:space="preserve">- leo-aa88/reviewgate #144 (TypeScript) - adds a configurable excessive code-comment verbosity check to the core review engine: oversized_comment_block, excessive_comment_lines and comment_heavy_diff are computed from added patch lines only, so a PR is never penalised for comments it did not touch. A single-pass lexer tracks string literals, block comments, JS/Go template literals, shell heredocs and Python triple-quoted strings, so runtime data such as a banner inside a backtick string is never miscounted as commentary, and files in languages with no scanner profile contribute to the ratio denominator only. Hunk entry state is established from diff context that carries a code token, which keeps a verbose block added mid-file in an existing file detectable while docstring content stays excluded, and all three dimensions feed the existing baseline_reviewability aggregation through the policy.code_comments config block. Merged Sep 2026. github.com/leo-aa88/reviewgate/pull/144</w:t>
+        <w:t xml:space="preserve">- leo-aa88/reviewgate #144 (Python) - adds a configurable excessive code-comment verbosity check to the core review engine: three signals computed from added patch lines only, so a PR is never penalised for comments it did not touch, with a single-pass lexer that tracks string literals, heredocs and template literals so runtime data is never counted as commentary. Merged Sep 2026. github.com/leo-aa88/reviewgate/pull/144</w:t>
       </w:r>
     </w:p>
     <w:p>

--- a/docs/generated/Devayan_Mandal-resume.docx
+++ b/docs/generated/Devayan_Mandal-resume.docx
@@ -81,7 +81,7 @@
           <w:szCs w:val="22"/>
           <w:rFonts w:ascii="Calibri" w:hAnsi="Calibri"/>
         </w:rPr>
-        <w:t xml:space="preserve">Full Stack AI Native / Forward Deployed AI Engineer with 10 years of remote, self-directed production work. Built 30+ production-grade systems across autonomous multi-agent platforms, MCP integrations, deterministic RL evaluation, real-time observability, and high-throughput web applications. Merged 21 upstream pull requests across TypeScript, JavaScript, Python, and Rust in Recharts, pnpm, node-postgres, SQLMesh, Biome, Better Auth, thirdweb, Anza Kit, and Rspress. Specializes in explicit state machines, bounded autonomy, verifiable AI systems, hybrid RAG and memory architectures, streaming infrastructure, and production-grade developer tooling, with end-to-end ownership from architecture through deployment, observability, testing, and upstream delivery.</w:t>
+        <w:t xml:space="preserve">Forward Deployed AI Engineer with 10 years of self-directed production work and 30+ shipped systems across multi-agent platforms, MCP integrations, deterministic RL evaluation, and real-time infrastructure. Merged 21 upstream pull requests across TypeScript, Python, and Rust in widely used projects including Biome, pnpm, and node-postgres, owning each change from root cause through tests, review, and release.</w:t>
       </w:r>
     </w:p>
     <w:p/>
@@ -258,7 +258,7 @@
           <w:szCs w:val="22"/>
           <w:rFonts w:ascii="Calibri" w:hAnsi="Calibri"/>
         </w:rPr>
-        <w:t xml:space="preserve">- Architected and shipped 30+ production-grade systems across a broad portfolio of public engineering repositories spanning autonomous agents, RL evaluation environments, real-time observability, and high-throughput web applications.</w:t>
+        <w:t xml:space="preserve">- Architected and shipped 30+ production-grade systems spanning autonomous agents, RL evaluation environments, real-time observability, and high-throughput web applications.</w:t>
       </w:r>
     </w:p>
     <w:p>
@@ -284,33 +284,20 @@
           <w:szCs w:val="22"/>
           <w:rFonts w:ascii="Calibri" w:hAnsi="Calibri"/>
         </w:rPr>
-        <w:t xml:space="preserve">- Built Synthesis, an autonomous research platform running cyclic Reflexion workflows (Plan, Research, Synthesize, Critique, Finalize) on a StateGraph executor with HITL approval gates, and AAROP, an inspectable 6-phase reasoning engine with cost-aware model routing, circuit breakers, RAG memory, replayable traces, and 99% Python test coverage. Live: synthesis-gold.vercel.app | aarop.vercel.app</w:t>
-      </w:r>
-    </w:p>
-    <w:p>
-      <w:pPr>
-        <w:spacing w:after="80"/>
-      </w:pPr>
-      <w:r>
-        <w:rPr>
-          <w:sz w:val="22"/>
-          <w:szCs w:val="22"/>
-          <w:rFonts w:ascii="Calibri" w:hAnsi="Calibri"/>
-        </w:rPr>
-        <w:t xml:space="preserve">- Built Veritas, a LangGraph research agent with SSE streaming, grounded demo mode, external retrieval when configured, and explicit separation between deterministic demo execution and live model/retrieval execution. Live: veritas-engine-woad.vercel.app</w:t>
-      </w:r>
-    </w:p>
-    <w:p>
-      <w:pPr>
-        <w:spacing w:after="80"/>
-      </w:pPr>
-      <w:r>
-        <w:rPr>
-          <w:sz w:val="22"/>
-          <w:szCs w:val="22"/>
-          <w:rFonts w:ascii="Calibri" w:hAnsi="Calibri"/>
-        </w:rPr>
-        <w:t xml:space="preserve">- Authored 3 official RLVR environments on the Prime Intellect Environments Hub (calendar-math, meeting-slot, unit-fix) using deterministic UTC sweep-line solvers and AST-sandboxed execution graders, removing LLM-as-judge variance.</w:t>
+        <w:t xml:space="preserve">- Built Synthesis, an autonomous research platform running cyclic Reflexion workflows with HITL approval gates, and AAROP, an inspectable 6-phase reasoning engine with cost-aware routing, circuit breakers, RAG memory, and replayable traces. Live: synthesis-gold.vercel.app | aarop.vercel.app</w:t>
+      </w:r>
+    </w:p>
+    <w:p>
+      <w:pPr>
+        <w:spacing w:after="80"/>
+      </w:pPr>
+      <w:r>
+        <w:rPr>
+          <w:sz w:val="22"/>
+          <w:szCs w:val="22"/>
+          <w:rFonts w:ascii="Calibri" w:hAnsi="Calibri"/>
+        </w:rPr>
+        <w:t xml:space="preserve">- Authored 3 official RLVR environments on the Prime Intellect Environments Hub (calendar-math, meeting-slot, unit-fix) using deterministic UTC sweep-line solvers and AST-sandboxed graders, removing LLM-as-judge variance.</w:t>
       </w:r>
     </w:p>
     <w:p>
@@ -336,85 +323,33 @@
           <w:szCs w:val="22"/>
           <w:rFonts w:ascii="Calibri" w:hAnsi="Calibri"/>
         </w:rPr>
-        <w:t xml:space="preserve">- Engineered Cadence, a framework-free healthcare agent with 5-layer clinical memory (session, episodic, semantic, knowledge, insights) using Ollama and SQLite, producing consent-scoped clinician briefs. Live: cadence-healthcare.vercel.app</w:t>
-      </w:r>
-    </w:p>
-    <w:p>
-      <w:pPr>
-        <w:spacing w:after="80"/>
-      </w:pPr>
-      <w:r>
-        <w:rPr>
-          <w:sz w:val="22"/>
-          <w:szCs w:val="22"/>
-          <w:rFonts w:ascii="Calibri" w:hAnsi="Calibri"/>
-        </w:rPr>
-        <w:t xml:space="preserve">- Shipped Jobrow, a live US tech job board indexing 5,000+ still-open roles across employer ATS boards (Greenhouse, Ashby, Lever) on TanStack Start, React 19, and Neon Postgres, with a public JSON API, Expo iOS/Android client, and GitHub Actions crawl pipeline running 4x daily. Live: jobrow.vercel.app</w:t>
-      </w:r>
-    </w:p>
-    <w:p>
-      <w:pPr>
-        <w:spacing w:after="80"/>
-      </w:pPr>
-      <w:r>
-        <w:rPr>
-          <w:sz w:val="22"/>
-          <w:szCs w:val="22"/>
-          <w:rFonts w:ascii="Calibri" w:hAnsi="Calibri"/>
-        </w:rPr>
-        <w:t xml:space="preserve">- Shipped Lattice, a live Web3 job platform for blockchain, crypto, and DeFi roles with same-day close detection from employer ATS boards. Live: lattice-devtechedge1.vercel.app</w:t>
-      </w:r>
-    </w:p>
-    <w:p>
-      <w:pPr>
-        <w:spacing w:after="80"/>
-      </w:pPr>
-      <w:r>
-        <w:rPr>
-          <w:sz w:val="22"/>
-          <w:szCs w:val="22"/>
-          <w:rFonts w:ascii="Calibri" w:hAnsi="Calibri"/>
-        </w:rPr>
-        <w:t xml:space="preserve">- Built a real-time chaos engineering platform with self-healing microservices, animated SVG topology, automated fault injection, and sub-second WebSocket telemetry, plus CollabSpace multiplayer whiteboards on Supabase Realtime; wired replayable OTel-shaped traces and LangSmith evaluation pipelines through the agent systems. Live: chaos-simulation.vercel.app</w:t>
-      </w:r>
-    </w:p>
-    <w:p>
-      <w:pPr>
-        <w:spacing w:after="80"/>
-      </w:pPr>
-      <w:r>
-        <w:rPr>
-          <w:sz w:val="22"/>
-          <w:szCs w:val="22"/>
-          <w:rFonts w:ascii="Calibri" w:hAnsi="Calibri"/>
-        </w:rPr>
-        <w:t xml:space="preserve">- Delivered Pulsar, a Base L2 GPU marketplace with Foundry smart contracts; RegTrace-AI, a MiCA/VARA compliance copilot with source-traced citations and hallucination flags; Smart Waitlist with Stripe-backed referral flows; and AstraMart.</w:t>
-      </w:r>
-    </w:p>
-    <w:p>
-      <w:pPr>
-        <w:spacing w:after="80"/>
-      </w:pPr>
-      <w:r>
-        <w:rPr>
-          <w:sz w:val="22"/>
-          <w:szCs w:val="22"/>
-          <w:rFonts w:ascii="Calibri" w:hAnsi="Calibri"/>
-        </w:rPr>
-        <w:t xml:space="preserve">- Operate a serverless daily AI news agent on GitHub Actions that pulls six public feeds, dedupes against in-repo memory, summarizes with Gemini, and delivers one Telegram executive brief at zero infrastructure cost.</w:t>
-      </w:r>
-    </w:p>
-    <w:p>
-      <w:pPr>
-        <w:spacing w:after="80"/>
-      </w:pPr>
-      <w:r>
-        <w:rPr>
-          <w:sz w:val="22"/>
-          <w:szCs w:val="22"/>
-          <w:rFonts w:ascii="Calibri" w:hAnsi="Calibri"/>
-        </w:rPr>
-        <w:t xml:space="preserve">- Work AI-native across the full stack using frontier coding and reasoning models through dedicated development harnesses, with emphasis on rapid iteration, test-driven validation, repository-specific contribution policies, and reproducible upstream delivery.</w:t>
+        <w:t xml:space="preserve">- Shipped Jobrow, a live US tech job board indexing 5,000+ still-open roles across employer ATS boards (Greenhouse, Ashby, Lever) on TanStack Start, React 19, and Neon Postgres, with an Expo mobile client and a GitHub Actions crawl pipeline running 4x daily. Live: jobrow.vercel.app</w:t>
+      </w:r>
+    </w:p>
+    <w:p>
+      <w:pPr>
+        <w:spacing w:after="80"/>
+      </w:pPr>
+      <w:r>
+        <w:rPr>
+          <w:sz w:val="22"/>
+          <w:szCs w:val="22"/>
+          <w:rFonts w:ascii="Calibri" w:hAnsi="Calibri"/>
+        </w:rPr>
+        <w:t xml:space="preserve">- Also delivered Veritas (LangGraph research agent), Cadence (healthcare agent with 5-layer clinical memory), a real-time chaos engineering platform with self-healing services and sub-second WebSocket telemetry, Pulsar (Base L2 GPU marketplace on Foundry contracts), and a serverless daily AI news agent on GitHub Actions.</w:t>
+      </w:r>
+    </w:p>
+    <w:p>
+      <w:pPr>
+        <w:spacing w:after="80"/>
+      </w:pPr>
+      <w:r>
+        <w:rPr>
+          <w:sz w:val="22"/>
+          <w:szCs w:val="22"/>
+          <w:rFonts w:ascii="Calibri" w:hAnsi="Calibri"/>
+        </w:rPr>
+        <w:t xml:space="preserve">- Work AI-native across the full stack using frontier coding and reasoning models, with emphasis on rapid iteration, test-driven validation, repository-specific contribution policies, and reproducible upstream delivery.</w:t>
       </w:r>
     </w:p>
     <w:p/>
@@ -839,7 +774,7 @@
           <w:szCs w:val="22"/>
           <w:rFonts w:ascii="Calibri" w:hAnsi="Calibri"/>
         </w:rPr>
-        <w:t xml:space="preserve">Active upstream engineering spans AI infrastructure, developer tooling, package management, frameworks, accessibility, concurrency, portability, security, SDKs, wallets, and blockchain infrastructure. Canonical ledger: github.com/devtechedge/oss-contributions</w:t>
+        <w:t xml:space="preserve">Canonical ledger with links to every merged PR: github.com/devtechedge/oss-contributions</w:t>
       </w:r>
     </w:p>
     <w:p/>

--- a/docs/generated/Devayan_Mandal-resume.docx
+++ b/docs/generated/Devayan_Mandal-resume.docx
@@ -81,7 +81,7 @@
           <w:szCs w:val="22"/>
           <w:rFonts w:ascii="Calibri" w:hAnsi="Calibri"/>
         </w:rPr>
-        <w:t xml:space="preserve">Forward Deployed AI Engineer with 10 years of self-directed production work and 30+ shipped systems across multi-agent platforms, MCP integrations, deterministic RL evaluation, and real-time infrastructure. Merged 21 upstream pull requests across TypeScript, Python, and Rust in widely used projects including Biome, pnpm, and node-postgres, owning each change from root cause through tests, review, and release.</w:t>
+        <w:t xml:space="preserve">Forward Deployed AI Engineer with 10 years of self-directed production work and 30+ shipped systems across multi-agent platforms, MCP integrations, deterministic RL evaluation, and real-time infrastructure. Merged 22 upstream pull requests across TypeScript, Python, and Rust in widely used projects including Biome, pnpm, and node-postgres, owning each change from root cause through tests, review, and release.</w:t>
       </w:r>
     </w:p>
     <w:p/>
@@ -474,6 +474,19 @@
           <w:rFonts w:ascii="Calibri" w:hAnsi="Calibri"/>
         </w:rPr>
         <w:t xml:space="preserve">&lt;&lt;&lt;LEDGER:MERGED_LIST&gt;&gt;&gt;</w:t>
+      </w:r>
+    </w:p>
+    <w:p>
+      <w:pPr>
+        <w:spacing w:after="80"/>
+      </w:pPr>
+      <w:r>
+        <w:rPr>
+          <w:sz w:val="22"/>
+          <w:szCs w:val="22"/>
+          <w:rFonts w:ascii="Calibri" w:hAnsi="Calibri"/>
+        </w:rPr>
+        <w:t xml:space="preserve">- astral-sh/ruff #28542 (TypeScript) - pYI002 diagnostic in complex_if_statement_in_stub.rs now names the stub-file context, so if tests in .pyi files report as needing a simple comparison against sys.platform or sys.version_info instead of reading as a claim about the flagged test itself. Merged Sep 2026. github.com/astral-sh/ruff/pull/28542</w:t>
       </w:r>
     </w:p>
     <w:p>

--- a/docs/generated/Devayan_Mandal-resume.docx
+++ b/docs/generated/Devayan_Mandal-resume.docx
@@ -486,7 +486,7 @@
           <w:szCs w:val="22"/>
           <w:rFonts w:ascii="Calibri" w:hAnsi="Calibri"/>
         </w:rPr>
-        <w:t xml:space="preserve">- astral-sh/ruff #28542 (TypeScript) - pYI002 diagnostic in complex_if_statement_in_stub.rs now names the stub-file context, so if tests in .pyi files report as needing a simple comparison against sys.platform or sys.version_info instead of reading as a claim about the flagged test itself. Merged Sep 2026. github.com/astral-sh/ruff/pull/28542</w:t>
+        <w:t xml:space="preserve">- astral-sh/ruff #28542 (Rust) - PYI002 diagnostic in complex_if_statement_in_stub.rs now names the stub-file context, so if tests in .pyi files report as needing a simple comparison against sys.platform or sys.version_info instead of reading as a claim about the flagged test itself. Merged Sep 2026. github.com/astral-sh/ruff/pull/28542</w:t>
       </w:r>
     </w:p>
     <w:p>

--- a/docs/generated/Devayan_Mandal-resume.docx
+++ b/docs/generated/Devayan_Mandal-resume.docx
@@ -81,7 +81,7 @@
           <w:szCs w:val="22"/>
           <w:rFonts w:ascii="Calibri" w:hAnsi="Calibri"/>
         </w:rPr>
-        <w:t xml:space="preserve">Forward Deployed AI Engineer with 10 years of self-directed production work and 30+ shipped systems across multi-agent platforms, MCP integrations, deterministic RL evaluation, and real-time infrastructure. Merged 22 upstream pull requests across TypeScript, Python, and Rust in widely used projects including Biome, pnpm, and node-postgres, owning each change from root cause through tests, review, and release.</w:t>
+        <w:t xml:space="preserve">Forward Deployed AI Engineer with 10 years of self-directed production work and 30+ shipped systems across multi-agent platforms, MCP integrations, deterministic RL evaluation, and real-time infrastructure. Merged 24 upstream pull requests across TypeScript, Python, and Rust in widely used projects including Biome, pnpm, and node-postgres, owning each change from root cause through tests, review, and release.</w:t>
       </w:r>
     </w:p>
     <w:p/>
@@ -474,6 +474,32 @@
           <w:rFonts w:ascii="Calibri" w:hAnsi="Calibri"/>
         </w:rPr>
         <w:t xml:space="preserve">&lt;&lt;&lt;LEDGER:MERGED_LIST&gt;&gt;&gt;</w:t>
+      </w:r>
+    </w:p>
+    <w:p>
+      <w:pPr>
+        <w:spacing w:after="80"/>
+      </w:pPr>
+      <w:r>
+        <w:rPr>
+          <w:sz w:val="22"/>
+          <w:szCs w:val="22"/>
+          <w:rFonts w:ascii="Calibri" w:hAnsi="Calibri"/>
+        </w:rPr>
+        <w:t xml:space="preserve">- EmbarkStudios/cargo-about #319 (TypeScript) - write the closing quote when appending a synthesized license field Merged Sep 2026. github.com/EmbarkStudios/cargo-about/pull/319</w:t>
+      </w:r>
+    </w:p>
+    <w:p>
+      <w:pPr>
+        <w:spacing w:after="80"/>
+      </w:pPr>
+      <w:r>
+        <w:rPr>
+          <w:sz w:val="22"/>
+          <w:szCs w:val="22"/>
+          <w:rFonts w:ascii="Calibri" w:hAnsi="Calibri"/>
+        </w:rPr>
+        <w:t xml:space="preserve">- EmbarkStudios/cargo-about #320 (TypeScript) - fix subslice offsets when synthesizing the license field Merged Sep 2026. github.com/EmbarkStudios/cargo-about/pull/320</w:t>
       </w:r>
     </w:p>
     <w:p>

--- a/docs/generated/Devayan_Mandal-resume.docx
+++ b/docs/generated/Devayan_Mandal-resume.docx
@@ -486,20 +486,20 @@
           <w:szCs w:val="22"/>
           <w:rFonts w:ascii="Calibri" w:hAnsi="Calibri"/>
         </w:rPr>
-        <w:t xml:space="preserve">- EmbarkStudios/cargo-about #319 (TypeScript) - write the closing quote when appending a synthesized license field Merged Sep 2026. github.com/EmbarkStudios/cargo-about/pull/319</w:t>
-      </w:r>
-    </w:p>
-    <w:p>
-      <w:pPr>
-        <w:spacing w:after="80"/>
-      </w:pPr>
-      <w:r>
-        <w:rPr>
-          <w:sz w:val="22"/>
-          <w:szCs w:val="22"/>
-          <w:rFonts w:ascii="Calibri" w:hAnsi="Calibri"/>
-        </w:rPr>
-        <w:t xml:space="preserve">- EmbarkStudios/cargo-about #320 (TypeScript) - fix subslice offsets when synthesizing the license field Merged Sep 2026. github.com/EmbarkStudios/cargo-about/pull/320</w:t>
+        <w:t xml:space="preserve">- EmbarkStudios/cargo-about #319 (Rust) - terminate the appended license value with its closing quote in synthesize_manifest when the [package] table runs to end of file, so the synthesized manifest stays valid TOML; added the first unit test module in resolution.rs. Merged Sep 2026. github.com/EmbarkStudios/cargo-about/pull/319</w:t>
+      </w:r>
+    </w:p>
+    <w:p>
+      <w:pPr>
+        <w:spacing w:after="80"/>
+      </w:pPr>
+      <w:r>
+        <w:rPr>
+          <w:sz w:val="22"/>
+          <w:szCs w:val="22"/>
+          <w:rFonts w:ascii="Calibri" w:hAnsi="Calibri"/>
+        </w:rPr>
+        <w:t xml:space="preserve">- EmbarkStudios/cargo-about #320 (Rust) - rebase the subslice-relative insert position to full-manifest coordinates in synthesize_manifest, fixing corrupted output and an is_char_boundary panic on multibyte CRLF manifests; added mid-file offset tests with TOML round-trips. Merged Sep 2026. github.com/EmbarkStudios/cargo-about/pull/320</w:t>
       </w:r>
     </w:p>
     <w:p>

--- a/docs/generated/Devayan_Mandal-resume.docx
+++ b/docs/generated/Devayan_Mandal-resume.docx
@@ -81,7 +81,7 @@
           <w:szCs w:val="22"/>
           <w:rFonts w:ascii="Calibri" w:hAnsi="Calibri"/>
         </w:rPr>
-        <w:t xml:space="preserve">Forward Deployed AI Engineer with 10 years of self-directed production work and 30+ shipped systems across multi-agent platforms, MCP integrations, deterministic RL evaluation, and real-time infrastructure. Merged 24 upstream pull requests across TypeScript, Python, and Rust in widely used projects including Biome, pnpm, and node-postgres, owning each change from root cause through tests, review, and release.</w:t>
+        <w:t xml:space="preserve">Forward Deployed AI Engineer with 10 years of self-directed production work and 30+ shipped systems across multi-agent platforms, MCP integrations, deterministic RL evaluation, and real-time infrastructure. Merged 25 upstream pull requests across TypeScript, Python, and Rust in widely used projects including Biome, pnpm, and node-postgres, owning each change from root cause through tests, review, and release.</w:t>
       </w:r>
     </w:p>
     <w:p/>
@@ -474,6 +474,19 @@
           <w:rFonts w:ascii="Calibri" w:hAnsi="Calibri"/>
         </w:rPr>
         <w:t xml:space="preserve">&lt;&lt;&lt;LEDGER:MERGED_LIST&gt;&gt;&gt;</w:t>
+      </w:r>
+    </w:p>
+    <w:p>
+      <w:pPr>
+        <w:spacing w:after="80"/>
+      </w:pPr>
+      <w:r>
+        <w:rPr>
+          <w:sz w:val="22"/>
+          <w:szCs w:val="22"/>
+          <w:rFonts w:ascii="Calibri" w:hAnsi="Calibri"/>
+        </w:rPr>
+        <w:t xml:space="preserve">- stellar/js-stellar-sdk #1725 (TypeScript) - docs pipeline now covers docs/migration pages: Starlight sidebar group, llms.txt and llms-full.txt bundles with strict link validation, wired through astro.config.mjs, build-llms.ts and doc-links.ts. Merged Sep 2026. github.com/stellar/js-stellar-sdk/pull/1725</w:t>
       </w:r>
     </w:p>
     <w:p>
